--- a/docs/content/two_way_anova/two_way_anova_lecture.docx
+++ b/docs/content/two_way_anova/two_way_anova_lecture.docx
@@ -1642,7 +1642,7 @@
               <a:graphicData uri="http://schemas.openxmlformats.org/drawingml/2006/picture">
                 <pic:pic>
                   <pic:nvPicPr>
-                    <pic:cNvPr descr="two_way_anova_lecture_files/figure-docx/unnamed-chunk-6-1.png" id="42" name="Picture"/>
+                    <pic:cNvPr descr="two_way_anova_lecture_files/figure-docx/two-way-anova-06-1.png" id="42" name="Picture"/>
                     <pic:cNvPicPr>
                       <a:picLocks noChangeArrowheads="1" noChangeAspect="1"/>
                     </pic:cNvPicPr>
@@ -7150,7 +7150,7 @@
       </w:r>
     </w:p>
     <w:bookmarkEnd w:id="93"/>
-    <w:bookmarkStart w:id="94" w:name="understanding-type-iii-ss"/>
+    <w:bookmarkStart w:id="96" w:name="understanding-type-iii-ss"/>
     <w:p>
       <w:pPr>
         <w:pStyle w:val="Heading2"/>
@@ -7249,47 +7249,474 @@
         <w:rPr>
           <w:rStyle w:val="VerbatimChar"/>
         </w:rPr>
-        <w:t xml:space="preserve">## Effect Sizes (Eta-squared):</w:t>
-      </w:r>
-      <w:r>
-        <w:br/>
-      </w:r>
-      <w:r>
-        <w:rPr>
-          <w:rStyle w:val="VerbatimChar"/>
-        </w:rPr>
-        <w:t xml:space="preserve">##        Effect Eta_Squared</w:t>
-      </w:r>
-      <w:r>
-        <w:br/>
-      </w:r>
-      <w:r>
-        <w:rPr>
-          <w:rStyle w:val="VerbatimChar"/>
-        </w:rPr>
-        <w:t xml:space="preserve">## 1     Species  0.67696748</w:t>
-      </w:r>
-      <w:r>
-        <w:br/>
-      </w:r>
-      <w:r>
-        <w:rPr>
-          <w:rStyle w:val="VerbatimChar"/>
-        </w:rPr>
-        <w:t xml:space="preserve">## 2         Sex  0.16968160</w:t>
-      </w:r>
-      <w:r>
-        <w:br/>
-      </w:r>
-      <w:r>
-        <w:rPr>
-          <w:rStyle w:val="VerbatimChar"/>
-        </w:rPr>
-        <w:t xml:space="preserve">## 3 Interaction  0.01290854</w:t>
-      </w:r>
-    </w:p>
-    <w:bookmarkEnd w:id="94"/>
-    <w:bookmarkStart w:id="98" w:name="checking-model-assumptions"/>
+        <w:t xml:space="preserve">## Effect Sizes (partial eta-squared):</w:t>
+      </w:r>
+      <w:r>
+        <w:br/>
+      </w:r>
+      <w:r>
+        <w:rPr>
+          <w:rStyle w:val="VerbatimChar"/>
+        </w:rPr>
+        <w:t xml:space="preserve">##        Effect Partial_Eta_Sq</w:t>
+      </w:r>
+      <w:r>
+        <w:br/>
+      </w:r>
+      <w:r>
+        <w:rPr>
+          <w:rStyle w:val="VerbatimChar"/>
+        </w:rPr>
+        <w:t xml:space="preserve">## 1     Species         0.8282</w:t>
+      </w:r>
+      <w:r>
+        <w:br/>
+      </w:r>
+      <w:r>
+        <w:rPr>
+          <w:rStyle w:val="VerbatimChar"/>
+        </w:rPr>
+        <w:t xml:space="preserve">## 2         Sex         0.5471</w:t>
+      </w:r>
+      <w:r>
+        <w:br/>
+      </w:r>
+      <w:r>
+        <w:rPr>
+          <w:rStyle w:val="VerbatimChar"/>
+        </w:rPr>
+        <w:t xml:space="preserve">## 3 Interaction         0.0842</w:t>
+      </w:r>
+    </w:p>
+    <w:tbl>
+      <w:tblPr>
+        <w:tblStyle w:val="Table"/>
+        <w:tblLook w:firstRow="0" w:lastRow="0" w:firstColumn="0" w:lastColumn="0" w:noHBand="0" w:noVBand="0" w:val="0000"/>
+        <w:tblBorders>
+          <w:top w:val="single" w:sz="4" w:space="0" w:color="0758E5"/>
+          <w:left w:val="single" w:sz="24" w:space="0" w:color="0758E5"/>
+          <w:bottom w:val="single" w:sz="4" w:space="0" w:color="0758E5"/>
+          <w:right w:val="single" w:sz="4" w:space="0" w:color="0758E5"/>
+        </w:tblBorders>
+        <w:tblCellMar>
+          <w:left w:w="144" w:type="dxa"/>
+          <w:right w:w="144" w:type="dxa"/>
+        </w:tblCellMar>
+        <w:tblLook w:firstRow="0" w:lastRow="0" w:firstColumn="0" w:lastColumn="0" w:noHBand="0" w:noVBand="0" w:val="0000"/>
+      </w:tblPr>
+      <w:tr>
+        <w:trPr>
+          <w:cantSplit/>
+        </w:trPr>
+        <w:tc>
+          <w:tcPr>
+            <w:shd w:color="auto" w:fill="dae6fb" w:val="clear"/>
+            <w:tcMar>
+              <w:top w:w="92" w:type="dxa"/>
+              <w:bottom w:w="92" w:type="dxa"/>
+            </w:tcMar>
+          </w:tcPr>
+          <w:p>
+            <w:pPr>
+              <w:pStyle w:val="FirstParagraph"/>
+            </w:pPr>
+            <w:pPr>
+              <w:spacing w:before="0" w:after="0"/>
+              <w:textAlignment w:val="center"/>
+            </w:pPr>
+            <w:r>
+              <w:drawing>
+                <wp:inline>
+                  <wp:extent cx="152400" cy="152400"/>
+                  <wp:effectExtent b="0" l="0" r="0" t="0"/>
+                  <wp:docPr descr="" title="" id="94" name="Picture"/>
+                  <a:graphic>
+                    <a:graphicData uri="http://schemas.openxmlformats.org/drawingml/2006/picture">
+                      <pic:pic>
+                        <pic:nvPicPr>
+                          <pic:cNvPr descr="/Applications/Positron.app/Contents/Resources/app/quarto/share/formats/docx/note.png" id="95" name="Picture"/>
+                          <pic:cNvPicPr>
+                            <a:picLocks noChangeArrowheads="1" noChangeAspect="1"/>
+                          </pic:cNvPicPr>
+                        </pic:nvPicPr>
+                        <pic:blipFill>
+                          <a:blip r:embed="rId9"/>
+                          <a:stretch>
+                            <a:fillRect/>
+                          </a:stretch>
+                        </pic:blipFill>
+                        <pic:spPr bwMode="auto">
+                          <a:xfrm>
+                            <a:off x="0" y="0"/>
+                            <a:ext cx="152400" cy="152400"/>
+                          </a:xfrm>
+                          <a:prstGeom prst="rect">
+                            <a:avLst/>
+                          </a:prstGeom>
+                          <a:noFill/>
+                          <a:ln w="9525">
+                            <a:noFill/>
+                            <a:headEnd/>
+                            <a:tailEnd/>
+                          </a:ln>
+                        </pic:spPr>
+                      </pic:pic>
+                    </a:graphicData>
+                  </a:graphic>
+                </wp:inline>
+              </w:drawing>
+            </w:r>
+            <w:r>
+              <w:t xml:space="preserve"> </w:t>
+            </w:r>
+            <w:r>
+              <w:t xml:space="preserve"> </w:t>
+            </w:r>
+            <w:r>
+              <w:t xml:space="preserve">Note</w:t>
+            </w:r>
+          </w:p>
+        </w:tc>
+      </w:tr>
+      <w:tr>
+        <w:trPr>
+          <w:cantSplit/>
+        </w:trPr>
+        <w:tc>
+          <w:tcPr>
+            <w:tcMar>
+              <w:top w:w="108" w:type="dxa"/>
+              <w:bottom w:w="108" w:type="dxa"/>
+            </w:tcMar>
+          </w:tcPr>
+          <w:p>
+            <w:pPr>
+              <w:pStyle w:val="BodyText"/>
+            </w:pPr>
+            <w:pPr>
+              <w:spacing w:before="16"/>
+            </w:pPr>
+            <w:r>
+              <w:rPr>
+                <w:b/>
+                <w:bCs/>
+              </w:rPr>
+              <w:t xml:space="preserve">📖 Which effect size, and why</w:t>
+            </w:r>
+          </w:p>
+          <w:p>
+            <w:pPr>
+              <w:pStyle w:val="BodyText"/>
+            </w:pPr>
+            <m:oMathPara>
+              <m:oMathParaPr>
+                <m:jc m:val="center"/>
+              </m:oMathParaPr>
+              <m:oMath>
+                <m:sSubSup>
+                  <m:e>
+                    <m:r>
+                      <m:t>η</m:t>
+                    </m:r>
+                  </m:e>
+                  <m:sub>
+                    <m:r>
+                      <m:t>p</m:t>
+                    </m:r>
+                  </m:sub>
+                  <m:sup>
+                    <m:r>
+                      <m:t>2</m:t>
+                    </m:r>
+                  </m:sup>
+                </m:sSubSup>
+                <m:r>
+                  <m:rPr>
+                    <m:sty m:val="p"/>
+                  </m:rPr>
+                  <m:t>=</m:t>
+                </m:r>
+                <m:f>
+                  <m:fPr>
+                    <m:type m:val="bar"/>
+                  </m:fPr>
+                  <m:num>
+                    <m:r>
+                      <m:t>S</m:t>
+                    </m:r>
+                    <m:sSub>
+                      <m:e>
+                        <m:r>
+                          <m:t>S</m:t>
+                        </m:r>
+                      </m:e>
+                      <m:sub>
+                        <m:r>
+                          <m:t>e</m:t>
+                        </m:r>
+                        <m:r>
+                          <m:t>f</m:t>
+                        </m:r>
+                        <m:r>
+                          <m:t>f</m:t>
+                        </m:r>
+                        <m:r>
+                          <m:t>e</m:t>
+                        </m:r>
+                        <m:r>
+                          <m:t>c</m:t>
+                        </m:r>
+                        <m:r>
+                          <m:t>t</m:t>
+                        </m:r>
+                      </m:sub>
+                    </m:sSub>
+                  </m:num>
+                  <m:den>
+                    <m:r>
+                      <m:t>S</m:t>
+                    </m:r>
+                    <m:sSub>
+                      <m:e>
+                        <m:r>
+                          <m:t>S</m:t>
+                        </m:r>
+                      </m:e>
+                      <m:sub>
+                        <m:r>
+                          <m:t>e</m:t>
+                        </m:r>
+                        <m:r>
+                          <m:t>f</m:t>
+                        </m:r>
+                        <m:r>
+                          <m:t>f</m:t>
+                        </m:r>
+                        <m:r>
+                          <m:t>e</m:t>
+                        </m:r>
+                        <m:r>
+                          <m:t>c</m:t>
+                        </m:r>
+                        <m:r>
+                          <m:t>t</m:t>
+                        </m:r>
+                      </m:sub>
+                    </m:sSub>
+                    <m:r>
+                      <m:rPr>
+                        <m:sty m:val="p"/>
+                      </m:rPr>
+                      <m:t>+</m:t>
+                    </m:r>
+                    <m:r>
+                      <m:t>S</m:t>
+                    </m:r>
+                    <m:sSub>
+                      <m:e>
+                        <m:r>
+                          <m:t>S</m:t>
+                        </m:r>
+                      </m:e>
+                      <m:sub>
+                        <m:r>
+                          <m:t>r</m:t>
+                        </m:r>
+                        <m:r>
+                          <m:t>e</m:t>
+                        </m:r>
+                        <m:r>
+                          <m:t>s</m:t>
+                        </m:r>
+                        <m:r>
+                          <m:t>i</m:t>
+                        </m:r>
+                        <m:r>
+                          <m:t>d</m:t>
+                        </m:r>
+                        <m:r>
+                          <m:t>u</m:t>
+                        </m:r>
+                        <m:r>
+                          <m:t>a</m:t>
+                        </m:r>
+                        <m:r>
+                          <m:t>l</m:t>
+                        </m:r>
+                      </m:sub>
+                    </m:sSub>
+                  </m:den>
+                </m:f>
+              </m:oMath>
+            </m:oMathPara>
+          </w:p>
+          <w:p>
+            <w:pPr>
+              <w:pStyle w:val="FirstParagraph"/>
+            </w:pPr>
+            <w:r>
+              <w:rPr>
+                <w:b/>
+                <w:bCs/>
+              </w:rPr>
+              <w:t xml:space="preserve">Partial</w:t>
+            </w:r>
+            <w:r>
+              <w:t xml:space="preserve"> </w:t>
+            </w:r>
+            <w:r>
+              <w:t xml:space="preserve">η² asks</w:t>
+            </w:r>
+            <w:r>
+              <w:t xml:space="preserve"> </w:t>
+            </w:r>
+            <w:r>
+              <w:t xml:space="preserve">“of the variation this effect</w:t>
+            </w:r>
+            <w:r>
+              <w:t xml:space="preserve"> </w:t>
+            </w:r>
+            <w:r>
+              <w:rPr>
+                <w:i/>
+                <w:iCs/>
+              </w:rPr>
+              <w:t xml:space="preserve">could</w:t>
+            </w:r>
+            <w:r>
+              <w:t xml:space="preserve"> </w:t>
+            </w:r>
+            <w:r>
+              <w:t xml:space="preserve">explain, how much does it?”</w:t>
+            </w:r>
+            <w:r>
+              <w:t xml:space="preserve"> </w:t>
+            </w:r>
+            <w:r>
+              <w:t xml:space="preserve">Plain η² divides by</w:t>
+            </w:r>
+            <w:r>
+              <w:t xml:space="preserve"> </w:t>
+            </w:r>
+            <m:oMath>
+              <m:r>
+                <m:t>S</m:t>
+              </m:r>
+              <m:sSub>
+                <m:e>
+                  <m:r>
+                    <m:t>S</m:t>
+                  </m:r>
+                </m:e>
+                <m:sub>
+                  <m:r>
+                    <m:t>t</m:t>
+                  </m:r>
+                  <m:r>
+                    <m:t>o</m:t>
+                  </m:r>
+                  <m:r>
+                    <m:t>t</m:t>
+                  </m:r>
+                  <m:r>
+                    <m:t>a</m:t>
+                  </m:r>
+                  <m:r>
+                    <m:t>l</m:t>
+                  </m:r>
+                </m:sub>
+              </m:sSub>
+            </m:oMath>
+            <w:r>
+              <w:t xml:space="preserve"> </w:t>
+            </w:r>
+            <w:r>
+              <w:t xml:space="preserve">instead.</w:t>
+            </w:r>
+          </w:p>
+          <w:p>
+            <w:pPr>
+              <w:pStyle w:val="BodyText"/>
+            </w:pPr>
+            <w:pPr>
+              <w:spacing w:after="16"/>
+            </w:pPr>
+            <w:r>
+              <w:t xml:space="preserve">They agree only when a design is balanced.</w:t>
+            </w:r>
+            <w:r>
+              <w:t xml:space="preserve"> </w:t>
+            </w:r>
+            <w:r>
+              <w:rPr>
+                <w:b/>
+                <w:bCs/>
+              </w:rPr>
+              <w:t xml:space="preserve">Type III sums of squares do not add up to</w:t>
+            </w:r>
+            <w:r>
+              <w:rPr>
+                <w:b/>
+                <w:bCs/>
+              </w:rPr>
+              <w:t xml:space="preserve"> </w:t>
+            </w:r>
+            <m:oMath>
+              <m:r>
+                <m:t>S</m:t>
+              </m:r>
+              <m:sSub>
+                <m:e>
+                  <m:r>
+                    <m:t>S</m:t>
+                  </m:r>
+                </m:e>
+                <m:sub>
+                  <m:r>
+                    <m:t>t</m:t>
+                  </m:r>
+                  <m:r>
+                    <m:t>o</m:t>
+                  </m:r>
+                  <m:r>
+                    <m:t>t</m:t>
+                  </m:r>
+                  <m:r>
+                    <m:t>a</m:t>
+                  </m:r>
+                  <m:r>
+                    <m:t>l</m:t>
+                  </m:r>
+                </m:sub>
+              </m:sSub>
+            </m:oMath>
+            <w:r>
+              <w:rPr>
+                <w:b/>
+                <w:bCs/>
+              </w:rPr>
+              <w:t xml:space="preserve"> </w:t>
+            </w:r>
+            <w:r>
+              <w:rPr>
+                <w:b/>
+                <w:bCs/>
+              </w:rPr>
+              <w:t xml:space="preserve">in an unbalanced design</w:t>
+            </w:r>
+            <w:r>
+              <w:t xml:space="preserve"> </w:t>
+            </w:r>
+            <w:r>
+              <w:t xml:space="preserve">— so dividing by their sum gives a number that is neither η² nor η²ₚ. Partial η² is well defined either way, which is why we use it throughout this lecture.</w:t>
+            </w:r>
+          </w:p>
+          <w:p/>
+        </w:tc>
+      </w:tr>
+    </w:tbl>
+    <w:bookmarkEnd w:id="96"/>
+    <w:bookmarkStart w:id="100" w:name="checking-model-assumptions"/>
     <w:p>
       <w:pPr>
         <w:pStyle w:val="Heading2"/>
@@ -7327,18 +7754,18 @@
           <wp:inline>
             <wp:extent cx="3657600" cy="3135085"/>
             <wp:effectExtent b="0" l="0" r="0" t="0"/>
-            <wp:docPr descr="Four standard regression diagnostic plots for the two-way ANOVA model, arranged 2x2: residuals vs. fitted, normal Q-Q, scale-location, and residuals vs. leverage, generated automatically with ggfortify::autoplot()." title="" id="96" name="Picture"/>
+            <wp:docPr descr="Four standard regression diagnostic plots for the two-way ANOVA model, arranged 2x2: residuals vs. fitted, normal Q-Q, scale-location, and residuals vs. leverage, generated automatically with ggfortify::autoplot()." title="" id="98" name="Picture"/>
             <a:graphic>
               <a:graphicData uri="http://schemas.openxmlformats.org/drawingml/2006/picture">
                 <pic:pic>
                   <pic:nvPicPr>
-                    <pic:cNvPr descr="images/assumpt_1.jpg" id="97" name="Picture"/>
+                    <pic:cNvPr descr="images/assumpt_1.jpg" id="99" name="Picture"/>
                     <pic:cNvPicPr>
                       <a:picLocks noChangeArrowheads="1" noChangeAspect="1"/>
                     </pic:cNvPicPr>
                   </pic:nvPicPr>
                   <pic:blipFill>
-                    <a:blip r:embed="rId95"/>
+                    <a:blip r:embed="rId97"/>
                     <a:stretch>
                       <a:fillRect/>
                     </a:stretch>
@@ -7373,8 +7800,8 @@
         <w:t xml:space="preserve">Four standard regression diagnostic plots for the two-way ANOVA model, arranged 2x2: residuals vs. fitted, normal Q-Q, scale-location, and residuals vs. leverage, generated automatically with ggfortify::autoplot().</w:t>
       </w:r>
     </w:p>
-    <w:bookmarkEnd w:id="98"/>
-    <w:bookmarkStart w:id="99" w:name="formal-tests-normality-and-homogeneity"/>
+    <w:bookmarkEnd w:id="100"/>
+    <w:bookmarkStart w:id="101" w:name="formal-tests-normality-and-homogeneity"/>
     <w:p>
       <w:pPr>
         <w:pStyle w:val="Heading2"/>
@@ -7501,8 +7928,8 @@
         <w:t xml:space="preserve">## Number of outliers (|z| &gt; 3): 0</w:t>
       </w:r>
     </w:p>
-    <w:bookmarkEnd w:id="99"/>
-    <w:bookmarkStart w:id="100" w:name="Xeb5360def989bb99cce300017149aeb809c0296"/>
+    <w:bookmarkEnd w:id="101"/>
+    <w:bookmarkStart w:id="102" w:name="Xeb5360def989bb99cce300017149aeb809c0296"/>
     <w:p>
       <w:pPr>
         <w:pStyle w:val="Heading2"/>
@@ -7511,8 +7938,8 @@
         <w:t xml:space="preserve">Part 7 · EMMs and Post-Hoc for the Balanced Model</w:t>
       </w:r>
     </w:p>
-    <w:bookmarkEnd w:id="100"/>
-    <w:bookmarkStart w:id="101" w:name="computing-emms"/>
+    <w:bookmarkEnd w:id="102"/>
+    <w:bookmarkStart w:id="103" w:name="computing-emms"/>
     <w:p>
       <w:pPr>
         <w:pStyle w:val="Heading2"/>
@@ -7948,8 +8375,8 @@
         <w:t xml:space="preserve">## P value adjustment: tukey method for comparing a family of 3 estimates</w:t>
       </w:r>
     </w:p>
-    <w:bookmarkEnd w:id="101"/>
-    <w:bookmarkStart w:id="102" w:name="post-f-test-of-the-interaction"/>
+    <w:bookmarkEnd w:id="103"/>
+    <w:bookmarkStart w:id="104" w:name="post-f-test-of-the-interaction"/>
     <w:p>
       <w:pPr>
         <w:pStyle w:val="Heading2"/>
@@ -8103,8 +8530,8 @@
         <w:t xml:space="preserve">##       But we also did not show them to be the same.</w:t>
       </w:r>
     </w:p>
-    <w:bookmarkEnd w:id="102"/>
-    <w:bookmarkStart w:id="106" w:name="the-interaction-plot"/>
+    <w:bookmarkEnd w:id="104"/>
+    <w:bookmarkStart w:id="108" w:name="the-interaction-plot"/>
     <w:p>
       <w:pPr>
         <w:pStyle w:val="Heading2"/>
@@ -8122,18 +8549,18 @@
           <wp:inline>
             <wp:extent cx="3302849" cy="2752374"/>
             <wp:effectExtent b="0" l="0" r="0" t="0"/>
-            <wp:docPr descr="" title="" id="104" name="Picture"/>
+            <wp:docPr descr="" title="" id="106" name="Picture"/>
             <a:graphic>
               <a:graphicData uri="http://schemas.openxmlformats.org/drawingml/2006/picture">
                 <pic:pic>
                   <pic:nvPicPr>
-                    <pic:cNvPr descr="two_way_anova_lecture_files/figure-docx/unnamed-chunk-20-1.png" id="105" name="Picture"/>
+                    <pic:cNvPr descr="two_way_anova_lecture_files/figure-docx/two-way-anova-20-1.png" id="107" name="Picture"/>
                     <pic:cNvPicPr>
                       <a:picLocks noChangeArrowheads="1" noChangeAspect="1"/>
                     </pic:cNvPicPr>
                   </pic:nvPicPr>
                   <pic:blipFill>
-                    <a:blip r:embed="rId103"/>
+                    <a:blip r:embed="rId105"/>
                     <a:stretch>
                       <a:fillRect/>
                     </a:stretch>
@@ -8160,8 +8587,8 @@
         </w:drawing>
       </w:r>
     </w:p>
-    <w:bookmarkEnd w:id="106"/>
-    <w:bookmarkStart w:id="107" w:name="part-8-unbalanced-designs"/>
+    <w:bookmarkEnd w:id="108"/>
+    <w:bookmarkStart w:id="109" w:name="part-8-unbalanced-designs"/>
     <w:p>
       <w:pPr>
         <w:pStyle w:val="Heading2"/>
@@ -8170,8 +8597,8 @@
         <w:t xml:space="preserve">Part 8 · Unbalanced Designs</w:t>
       </w:r>
     </w:p>
-    <w:bookmarkEnd w:id="107"/>
-    <w:bookmarkStart w:id="111" w:name="introduction-to-unbalanced-designs"/>
+    <w:bookmarkEnd w:id="109"/>
+    <w:bookmarkStart w:id="113" w:name="introduction-to-unbalanced-designs"/>
     <w:p>
       <w:pPr>
         <w:pStyle w:val="Heading2"/>
@@ -8477,18 +8904,18 @@
           <wp:inline>
             <wp:extent cx="3119357" cy="2752374"/>
             <wp:effectExtent b="0" l="0" r="0" t="0"/>
-            <wp:docPr descr="" title="" id="109" name="Picture"/>
+            <wp:docPr descr="" title="" id="111" name="Picture"/>
             <a:graphic>
               <a:graphicData uri="http://schemas.openxmlformats.org/drawingml/2006/picture">
                 <pic:pic>
                   <pic:nvPicPr>
-                    <pic:cNvPr descr="two_way_anova_lecture_files/figure-docx/unnamed-chunk-22-1.png" id="110" name="Picture"/>
+                    <pic:cNvPr descr="two_way_anova_lecture_files/figure-docx/two-way-anova-22-1.png" id="112" name="Picture"/>
                     <pic:cNvPicPr>
                       <a:picLocks noChangeArrowheads="1" noChangeAspect="1"/>
                     </pic:cNvPicPr>
                   </pic:nvPicPr>
                   <pic:blipFill>
-                    <a:blip r:embed="rId108"/>
+                    <a:blip r:embed="rId110"/>
                     <a:stretch>
                       <a:fillRect/>
                     </a:stretch>
@@ -8515,8 +8942,8 @@
         </w:drawing>
       </w:r>
     </w:p>
-    <w:bookmarkEnd w:id="111"/>
-    <w:bookmarkStart w:id="112" w:name="type-i-sequential-ss"/>
+    <w:bookmarkEnd w:id="113"/>
+    <w:bookmarkStart w:id="114" w:name="type-i-sequential-ss"/>
     <w:p>
       <w:pPr>
         <w:pStyle w:val="Heading2"/>
@@ -8863,8 +9290,8 @@
         <w:t xml:space="preserve">order dependency, biased if factors are correlated, not invariant to coding.</w:t>
       </w:r>
     </w:p>
-    <w:bookmarkEnd w:id="112"/>
-    <w:bookmarkStart w:id="113" w:name="type-iii-sums-of-squares"/>
+    <w:bookmarkEnd w:id="114"/>
+    <w:bookmarkStart w:id="115" w:name="type-iii-sums-of-squares"/>
     <w:p>
       <w:pPr>
         <w:pStyle w:val="Heading2"/>
@@ -9090,47 +9517,47 @@
         <w:rPr>
           <w:rStyle w:val="VerbatimChar"/>
         </w:rPr>
-        <w:t xml:space="preserve">## [1] "Effect Sizes (Type III):"</w:t>
-      </w:r>
-      <w:r>
-        <w:br/>
-      </w:r>
-      <w:r>
-        <w:rPr>
-          <w:rStyle w:val="VerbatimChar"/>
-        </w:rPr>
-        <w:t xml:space="preserve">##        Effect Eta_Squared</w:t>
-      </w:r>
-      <w:r>
-        <w:br/>
-      </w:r>
-      <w:r>
-        <w:rPr>
-          <w:rStyle w:val="VerbatimChar"/>
-        </w:rPr>
-        <w:t xml:space="preserve">## 1     Species      0.6947</w:t>
-      </w:r>
-      <w:r>
-        <w:br/>
-      </w:r>
-      <w:r>
-        <w:rPr>
-          <w:rStyle w:val="VerbatimChar"/>
-        </w:rPr>
-        <w:t xml:space="preserve">## 2         Sex      0.1450</w:t>
-      </w:r>
-      <w:r>
-        <w:br/>
-      </w:r>
-      <w:r>
-        <w:rPr>
-          <w:rStyle w:val="VerbatimChar"/>
-        </w:rPr>
-        <w:t xml:space="preserve">## 3 Interaction      0.0081</w:t>
-      </w:r>
-    </w:p>
-    <w:bookmarkEnd w:id="113"/>
-    <w:bookmarkStart w:id="116" w:name="manual-ss-calculation-step-by-step"/>
+        <w:t xml:space="preserve">## [1] "Effect Sizes (partial eta-squared, Type III):"</w:t>
+      </w:r>
+      <w:r>
+        <w:br/>
+      </w:r>
+      <w:r>
+        <w:rPr>
+          <w:rStyle w:val="VerbatimChar"/>
+        </w:rPr>
+        <w:t xml:space="preserve">##        Effect Partial_Eta_Sq</w:t>
+      </w:r>
+      <w:r>
+        <w:br/>
+      </w:r>
+      <w:r>
+        <w:rPr>
+          <w:rStyle w:val="VerbatimChar"/>
+        </w:rPr>
+        <w:t xml:space="preserve">## 1     Species         0.8204</w:t>
+      </w:r>
+      <w:r>
+        <w:br/>
+      </w:r>
+      <w:r>
+        <w:rPr>
+          <w:rStyle w:val="VerbatimChar"/>
+        </w:rPr>
+        <w:t xml:space="preserve">## 2         Sex         0.4881</w:t>
+      </w:r>
+      <w:r>
+        <w:br/>
+      </w:r>
+      <w:r>
+        <w:rPr>
+          <w:rStyle w:val="VerbatimChar"/>
+        </w:rPr>
+        <w:t xml:space="preserve">## 3 Interaction         0.0508</w:t>
+      </w:r>
+    </w:p>
+    <w:bookmarkEnd w:id="115"/>
+    <w:bookmarkStart w:id="118" w:name="manual-ss-calculation-step-by-step"/>
     <w:p>
       <w:pPr>
         <w:pStyle w:val="Heading2"/>
@@ -9203,7 +9630,7 @@
         <w:rPr>
           <w:rStyle w:val="VerbatimChar"/>
         </w:rPr>
-        <w:t xml:space="preserve">## SS(Sex alone): 38878897</w:t>
+        <w:t xml:space="preserve">## SS(Sex alone):     38878897</w:t>
       </w:r>
       <w:r>
         <w:br/>
@@ -9221,6 +9648,24 @@
         <w:rPr>
           <w:rStyle w:val="VerbatimChar"/>
         </w:rPr>
+        <w:t xml:space="preserve">## Sum of main effects: 184069116</w:t>
+      </w:r>
+      <w:r>
+        <w:br/>
+      </w:r>
+      <w:r>
+        <w:rPr>
+          <w:rStyle w:val="VerbatimChar"/>
+        </w:rPr>
+        <w:t xml:space="preserve">## Actual between SS:   183957038</w:t>
+      </w:r>
+      <w:r>
+        <w:br/>
+      </w:r>
+      <w:r>
+        <w:rPr>
+          <w:rStyle w:val="VerbatimChar"/>
+        </w:rPr>
         <w:t xml:space="preserve">## </w:t>
       </w:r>
       <w:r>
@@ -9230,43 +9675,7 @@
         <w:rPr>
           <w:rStyle w:val="VerbatimChar"/>
         </w:rPr>
-        <w:t xml:space="preserve">## Sum of main effects: 184069116</w:t>
-      </w:r>
-      <w:r>
-        <w:br/>
-      </w:r>
-      <w:r>
-        <w:rPr>
-          <w:rStyle w:val="VerbatimChar"/>
-        </w:rPr>
-        <w:t xml:space="preserve">## Actual between SS: 183957038</w:t>
-      </w:r>
-      <w:r>
-        <w:br/>
-      </w:r>
-      <w:r>
-        <w:rPr>
-          <w:rStyle w:val="VerbatimChar"/>
-        </w:rPr>
-        <w:t xml:space="preserve">## </w:t>
-      </w:r>
-      <w:r>
-        <w:br/>
-      </w:r>
-      <w:r>
-        <w:rPr>
-          <w:rStyle w:val="VerbatimChar"/>
-        </w:rPr>
-        <w:t xml:space="preserve">## </w:t>
-      </w:r>
-      <w:r>
-        <w:br/>
-      </w:r>
-      <w:r>
-        <w:rPr>
-          <w:rStyle w:val="VerbatimChar"/>
-        </w:rPr>
-        <w:t xml:space="preserve">## Difference (due to correlation): -112078</w:t>
+        <w:t xml:space="preserve">## Difference (design is not orthogonal): -112078</w:t>
       </w:r>
     </w:p>
     <w:tbl>
@@ -9310,12 +9719,12 @@
                 <wp:inline>
                   <wp:extent cx="152400" cy="152400"/>
                   <wp:effectExtent b="0" l="0" r="0" t="0"/>
-                  <wp:docPr descr="" title="" id="114" name="Picture"/>
+                  <wp:docPr descr="" title="" id="116" name="Picture"/>
                   <a:graphic>
                     <a:graphicData uri="http://schemas.openxmlformats.org/drawingml/2006/picture">
                       <pic:pic>
                         <pic:nvPicPr>
-                          <pic:cNvPr descr="/Applications/Positron.app/Contents/Resources/app/quarto/share/formats/docx/note.png" id="115" name="Picture"/>
+                          <pic:cNvPr descr="/Applications/Positron.app/Contents/Resources/app/quarto/share/formats/docx/note.png" id="117" name="Picture"/>
                           <pic:cNvPicPr>
                             <a:picLocks noChangeArrowheads="1" noChangeAspect="1"/>
                           </pic:cNvPicPr>
@@ -9412,8 +9821,8 @@
         </w:tc>
       </w:tr>
     </w:tbl>
-    <w:bookmarkEnd w:id="116"/>
-    <w:bookmarkStart w:id="117" w:name="Xb276e80f82457fda9206c043c1ac5894f7e4b10"/>
+    <w:bookmarkEnd w:id="118"/>
+    <w:bookmarkStart w:id="119" w:name="Xb276e80f82457fda9206c043c1ac5894f7e4b10"/>
     <w:p>
       <w:pPr>
         <w:pStyle w:val="Heading2"/>
@@ -9422,8 +9831,8 @@
         <w:t xml:space="preserve">Part 9 · EMMs and Diagnostics — the Unbalanced Model</w:t>
       </w:r>
     </w:p>
-    <w:bookmarkEnd w:id="117"/>
-    <w:bookmarkStart w:id="118" w:name="estimated-marginal-means-unbalanced-data"/>
+    <w:bookmarkEnd w:id="119"/>
+    <w:bookmarkStart w:id="120" w:name="estimated-marginal-means-unbalanced-data"/>
     <w:p>
       <w:pPr>
         <w:pStyle w:val="Heading2"/>
@@ -9886,8 +10295,8 @@
         <w:t xml:space="preserve">##       But we also did not show them to be the same.</w:t>
       </w:r>
     </w:p>
-    <w:bookmarkEnd w:id="118"/>
-    <w:bookmarkStart w:id="119" w:name="pairwise-comparisons-unbalanced-data"/>
+    <w:bookmarkEnd w:id="120"/>
+    <w:bookmarkStart w:id="121" w:name="pairwise-comparisons-unbalanced-data"/>
     <w:p>
       <w:pPr>
         <w:pStyle w:val="Heading2"/>
@@ -10104,7 +10513,7 @@
         <w:rPr>
           <w:rStyle w:val="VerbatimChar"/>
         </w:rPr>
-        <w:t xml:space="preserve">## Sex effect (Male - Female) by species:</w:t>
+        <w:t xml:space="preserve">## Sex effect (female - male, grams) by species:</w:t>
       </w:r>
       <w:r>
         <w:br/>
@@ -10179,8 +10588,8 @@
         <w:t xml:space="preserve">## [1] "Sex effects differ across species"</w:t>
       </w:r>
     </w:p>
-    <w:bookmarkEnd w:id="119"/>
-    <w:bookmarkStart w:id="123" w:name="diagnostic-plots-unbalanced-design"/>
+    <w:bookmarkEnd w:id="121"/>
+    <w:bookmarkStart w:id="125" w:name="diagnostic-plots-unbalanced-design"/>
     <w:p>
       <w:pPr>
         <w:pStyle w:val="Heading2"/>
@@ -10198,18 +10607,18 @@
           <wp:inline>
             <wp:extent cx="3302849" cy="3302849"/>
             <wp:effectExtent b="0" l="0" r="0" t="0"/>
-            <wp:docPr descr="" title="" id="121" name="Picture"/>
+            <wp:docPr descr="" title="" id="123" name="Picture"/>
             <a:graphic>
               <a:graphicData uri="http://schemas.openxmlformats.org/drawingml/2006/picture">
                 <pic:pic>
                   <pic:nvPicPr>
-                    <pic:cNvPr descr="two_way_anova_lecture_files/figure-docx/unnamed-chunk-32-1.png" id="122" name="Picture"/>
+                    <pic:cNvPr descr="two_way_anova_lecture_files/figure-docx/two-way-anova-32-1.png" id="124" name="Picture"/>
                     <pic:cNvPicPr>
                       <a:picLocks noChangeArrowheads="1" noChangeAspect="1"/>
                     </pic:cNvPicPr>
                   </pic:nvPicPr>
                   <pic:blipFill>
-                    <a:blip r:embed="rId120"/>
+                    <a:blip r:embed="rId122"/>
                     <a:stretch>
                       <a:fillRect/>
                     </a:stretch>
@@ -10427,8 +10836,8 @@
         <w:t xml:space="preserve">## 6 Gentoo    male       313.</w:t>
       </w:r>
     </w:p>
-    <w:bookmarkEnd w:id="123"/>
-    <w:bookmarkStart w:id="124" w:name="X83d87c43f65e8e084561533b4a45fbe3f604d2b"/>
+    <w:bookmarkEnd w:id="125"/>
+    <w:bookmarkStart w:id="126" w:name="X83d87c43f65e8e084561533b4a45fbe3f604d2b"/>
     <w:p>
       <w:pPr>
         <w:pStyle w:val="Heading2"/>
@@ -10437,8 +10846,8 @@
         <w:t xml:space="preserve">Part 10 · Comparing Balanced vs. Unbalanced</w:t>
       </w:r>
     </w:p>
-    <w:bookmarkEnd w:id="124"/>
-    <w:bookmarkStart w:id="128" w:name="side-by-side-comparison"/>
+    <w:bookmarkEnd w:id="126"/>
+    <w:bookmarkStart w:id="130" w:name="side-by-side-comparison"/>
     <w:p>
       <w:pPr>
         <w:pStyle w:val="Heading2"/>
@@ -10557,18 +10966,18 @@
           <wp:inline>
             <wp:extent cx="3119357" cy="2752374"/>
             <wp:effectExtent b="0" l="0" r="0" t="0"/>
-            <wp:docPr descr="" title="" id="126" name="Picture"/>
+            <wp:docPr descr="" title="" id="128" name="Picture"/>
             <a:graphic>
               <a:graphicData uri="http://schemas.openxmlformats.org/drawingml/2006/picture">
                 <pic:pic>
                   <pic:nvPicPr>
-                    <pic:cNvPr descr="two_way_anova_lecture_files/figure-docx/unnamed-chunk-35-1.png" id="127" name="Picture"/>
+                    <pic:cNvPr descr="two_way_anova_lecture_files/figure-docx/two-way-anova-35-1.png" id="129" name="Picture"/>
                     <pic:cNvPicPr>
                       <a:picLocks noChangeArrowheads="1" noChangeAspect="1"/>
                     </pic:cNvPicPr>
                   </pic:nvPicPr>
                   <pic:blipFill>
-                    <a:blip r:embed="rId125"/>
+                    <a:blip r:embed="rId127"/>
                     <a:stretch>
                       <a:fillRect/>
                     </a:stretch>
@@ -10595,8 +11004,8 @@
         </w:drawing>
       </w:r>
     </w:p>
-    <w:bookmarkEnd w:id="128"/>
-    <w:bookmarkStart w:id="129" w:name="part-11-summary-and-best-practices"/>
+    <w:bookmarkEnd w:id="130"/>
+    <w:bookmarkStart w:id="131" w:name="part-11-summary-and-best-practices"/>
     <w:p>
       <w:pPr>
         <w:pStyle w:val="Heading2"/>
@@ -10605,8 +11014,8 @@
         <w:t xml:space="preserve">Part 11 · Summary and Best Practices</w:t>
       </w:r>
     </w:p>
-    <w:bookmarkEnd w:id="129"/>
-    <w:bookmarkStart w:id="130" w:name="summary-unbalanced-designs"/>
+    <w:bookmarkEnd w:id="131"/>
+    <w:bookmarkStart w:id="132" w:name="summary-unbalanced-designs"/>
     <w:p>
       <w:pPr>
         <w:pStyle w:val="Heading2"/>
@@ -10729,8 +11138,8 @@
         <w:t xml:space="preserve">focus on effect sizes, consider practical significance, acknowledge limitations</w:t>
       </w:r>
     </w:p>
-    <w:bookmarkEnd w:id="130"/>
-    <w:bookmarkStart w:id="133" w:name="final-recommendations"/>
+    <w:bookmarkEnd w:id="132"/>
+    <w:bookmarkStart w:id="135" w:name="final-recommendations"/>
     <w:p>
       <w:pPr>
         <w:pStyle w:val="Heading2"/>
@@ -10816,12 +11225,12 @@
                 <wp:inline>
                   <wp:extent cx="152400" cy="152400"/>
                   <wp:effectExtent b="0" l="0" r="0" t="0"/>
-                  <wp:docPr descr="" title="" id="131" name="Picture"/>
+                  <wp:docPr descr="" title="" id="133" name="Picture"/>
                   <a:graphic>
                     <a:graphicData uri="http://schemas.openxmlformats.org/drawingml/2006/picture">
                       <pic:pic>
                         <pic:nvPicPr>
-                          <pic:cNvPr descr="/Applications/Positron.app/Contents/Resources/app/quarto/share/formats/docx/note.png" id="132" name="Picture"/>
+                          <pic:cNvPr descr="/Applications/Positron.app/Contents/Resources/app/quarto/share/formats/docx/note.png" id="134" name="Picture"/>
                           <pic:cNvPicPr>
                             <a:picLocks noChangeArrowheads="1" noChangeAspect="1"/>
                           </pic:cNvPicPr>
@@ -10942,7 +11351,1034 @@
         </w:tc>
       </w:tr>
     </w:tbl>
-    <w:bookmarkEnd w:id="133"/>
+    <w:bookmarkEnd w:id="135"/>
+    <w:bookmarkStart w:id="143" w:name="wrap-up"/>
+    <w:p>
+      <w:pPr>
+        <w:pStyle w:val="Heading2"/>
+      </w:pPr>
+      <w:r>
+        <w:t xml:space="preserve">Wrap-up</w:t>
+      </w:r>
+    </w:p>
+    <w:p>
+      <w:pPr>
+        <w:pStyle w:val="FirstParagraph"/>
+      </w:pPr>
+      <w:r>
+        <w:t xml:space="preserve">Today you:</w:t>
+      </w:r>
+    </w:p>
+    <w:p>
+      <w:pPr>
+        <w:pStyle w:val="Compact"/>
+        <w:numPr>
+          <w:ilvl w:val="0"/>
+          <w:numId w:val="1024"/>
+        </w:numPr>
+      </w:pPr>
+      <w:r>
+        <w:t xml:space="preserve">Fitted a</w:t>
+      </w:r>
+      <w:r>
+        <w:t xml:space="preserve"> </w:t>
+      </w:r>
+      <w:r>
+        <w:rPr>
+          <w:b/>
+          <w:bCs/>
+        </w:rPr>
+        <w:t xml:space="preserve">factorial</w:t>
+      </w:r>
+      <w:r>
+        <w:t xml:space="preserve"> </w:t>
+      </w:r>
+      <w:r>
+        <w:t xml:space="preserve">model with two categorical predictors —</w:t>
+      </w:r>
+      <w:r>
+        <w:t xml:space="preserve"> </w:t>
+      </w:r>
+      <w:r>
+        <w:rPr>
+          <w:rStyle w:val="VerbatimChar"/>
+        </w:rPr>
+        <w:t xml:space="preserve">body_mass_g ~ species * sex</w:t>
+      </w:r>
+    </w:p>
+    <w:p>
+      <w:pPr>
+        <w:pStyle w:val="Compact"/>
+        <w:numPr>
+          <w:ilvl w:val="0"/>
+          <w:numId w:val="1024"/>
+        </w:numPr>
+      </w:pPr>
+      <w:r>
+        <w:t xml:space="preserve">Separated</w:t>
+      </w:r>
+      <w:r>
+        <w:t xml:space="preserve"> </w:t>
+      </w:r>
+      <w:r>
+        <w:rPr>
+          <w:b/>
+          <w:bCs/>
+        </w:rPr>
+        <w:t xml:space="preserve">main effects</w:t>
+      </w:r>
+      <w:r>
+        <w:t xml:space="preserve"> </w:t>
+      </w:r>
+      <w:r>
+        <w:t xml:space="preserve">from the</w:t>
+      </w:r>
+      <w:r>
+        <w:t xml:space="preserve"> </w:t>
+      </w:r>
+      <w:r>
+        <w:rPr>
+          <w:b/>
+          <w:bCs/>
+        </w:rPr>
+        <w:t xml:space="preserve">interaction</w:t>
+      </w:r>
+      <w:r>
+        <w:t xml:space="preserve">, and saw that an interaction means</w:t>
+      </w:r>
+      <w:r>
+        <w:t xml:space="preserve"> </w:t>
+      </w:r>
+      <w:r>
+        <w:t xml:space="preserve">“the effect of one factor depends on the level of the other”</w:t>
+      </w:r>
+    </w:p>
+    <w:p>
+      <w:pPr>
+        <w:pStyle w:val="Compact"/>
+        <w:numPr>
+          <w:ilvl w:val="0"/>
+          <w:numId w:val="1024"/>
+        </w:numPr>
+      </w:pPr>
+      <w:r>
+        <w:t xml:space="preserve">Used</w:t>
+      </w:r>
+      <w:r>
+        <w:t xml:space="preserve"> </w:t>
+      </w:r>
+      <w:r>
+        <w:rPr>
+          <w:b/>
+          <w:bCs/>
+        </w:rPr>
+        <w:t xml:space="preserve">estimated marginal means</w:t>
+      </w:r>
+      <w:r>
+        <w:t xml:space="preserve"> </w:t>
+      </w:r>
+      <w:r>
+        <w:t xml:space="preserve">instead of raw group averages, because with unequal cell sizes those are not the same thing</w:t>
+      </w:r>
+    </w:p>
+    <w:p>
+      <w:pPr>
+        <w:pStyle w:val="Compact"/>
+        <w:numPr>
+          <w:ilvl w:val="0"/>
+          <w:numId w:val="1024"/>
+        </w:numPr>
+      </w:pPr>
+      <w:r>
+        <w:t xml:space="preserve">Met</w:t>
+      </w:r>
+      <w:r>
+        <w:t xml:space="preserve"> </w:t>
+      </w:r>
+      <w:r>
+        <w:rPr>
+          <w:b/>
+          <w:bCs/>
+        </w:rPr>
+        <w:t xml:space="preserve">Type I, II and III sums of squares</w:t>
+      </w:r>
+      <w:r>
+        <w:t xml:space="preserve">, and saw them give identical answers on a balanced design and different answers on an unbalanced one</w:t>
+      </w:r>
+    </w:p>
+    <w:p>
+      <w:pPr>
+        <w:pStyle w:val="Compact"/>
+        <w:numPr>
+          <w:ilvl w:val="0"/>
+          <w:numId w:val="1024"/>
+        </w:numPr>
+      </w:pPr>
+      <w:r>
+        <w:t xml:space="preserve">Set</w:t>
+      </w:r>
+      <w:r>
+        <w:t xml:space="preserve"> </w:t>
+      </w:r>
+      <w:r>
+        <w:rPr>
+          <w:rStyle w:val="VerbatimChar"/>
+        </w:rPr>
+        <w:t xml:space="preserve">contr.sum</w:t>
+      </w:r>
+      <w:r>
+        <w:t xml:space="preserve"> </w:t>
+      </w:r>
+      <w:r>
+        <w:t xml:space="preserve">contrasts</w:t>
+      </w:r>
+      <w:r>
+        <w:t xml:space="preserve"> </w:t>
+      </w:r>
+      <w:r>
+        <w:rPr>
+          <w:b/>
+          <w:bCs/>
+        </w:rPr>
+        <w:t xml:space="preserve">before</w:t>
+      </w:r>
+      <w:r>
+        <w:t xml:space="preserve"> </w:t>
+      </w:r>
+      <w:r>
+        <w:t xml:space="preserve">asking for Type III — without that step R silently returns the wrong main-effect tests</w:t>
+      </w:r>
+    </w:p>
+    <w:p>
+      <w:pPr>
+        <w:pStyle w:val="Compact"/>
+        <w:numPr>
+          <w:ilvl w:val="0"/>
+          <w:numId w:val="1024"/>
+        </w:numPr>
+      </w:pPr>
+      <w:r>
+        <w:t xml:space="preserve">Reported</w:t>
+      </w:r>
+      <w:r>
+        <w:t xml:space="preserve"> </w:t>
+      </w:r>
+      <w:r>
+        <w:rPr>
+          <w:b/>
+          <w:bCs/>
+        </w:rPr>
+        <w:t xml:space="preserve">partial η²</w:t>
+      </w:r>
+      <w:r>
+        <w:t xml:space="preserve"> </w:t>
+      </w:r>
+      <w:r>
+        <w:t xml:space="preserve">as the effect size that stays well defined either way</w:t>
+      </w:r>
+    </w:p>
+    <w:tbl>
+      <w:tblPr>
+        <w:tblStyle w:val="Table"/>
+        <w:tblLook w:firstRow="0" w:lastRow="0" w:firstColumn="0" w:lastColumn="0" w:noHBand="0" w:noVBand="0" w:val="0000"/>
+        <w:tblBorders>
+          <w:top w:val="single" w:sz="4" w:space="0" w:color="CC1914"/>
+          <w:left w:val="single" w:sz="24" w:space="0" w:color="CC1914"/>
+          <w:bottom w:val="single" w:sz="4" w:space="0" w:color="CC1914"/>
+          <w:right w:val="single" w:sz="4" w:space="0" w:color="CC1914"/>
+        </w:tblBorders>
+        <w:tblCellMar>
+          <w:left w:w="144" w:type="dxa"/>
+          <w:right w:w="144" w:type="dxa"/>
+        </w:tblCellMar>
+        <w:tblLook w:firstRow="0" w:lastRow="0" w:firstColumn="0" w:lastColumn="0" w:noHBand="0" w:noVBand="0" w:val="0000"/>
+      </w:tblPr>
+      <w:tr>
+        <w:trPr>
+          <w:cantSplit/>
+        </w:trPr>
+        <w:tc>
+          <w:tcPr>
+            <w:shd w:color="auto" w:fill="f7dddc" w:val="clear"/>
+            <w:tcMar>
+              <w:top w:w="92" w:type="dxa"/>
+              <w:bottom w:w="92" w:type="dxa"/>
+            </w:tcMar>
+          </w:tcPr>
+          <w:p>
+            <w:pPr>
+              <w:pStyle w:val="FirstParagraph"/>
+            </w:pPr>
+            <w:pPr>
+              <w:spacing w:before="0" w:after="0"/>
+              <w:textAlignment w:val="center"/>
+            </w:pPr>
+            <w:r>
+              <w:drawing>
+                <wp:inline>
+                  <wp:extent cx="152400" cy="152400"/>
+                  <wp:effectExtent b="0" l="0" r="0" t="0"/>
+                  <wp:docPr descr="" title="" id="137" name="Picture"/>
+                  <a:graphic>
+                    <a:graphicData uri="http://schemas.openxmlformats.org/drawingml/2006/picture">
+                      <pic:pic>
+                        <pic:nvPicPr>
+                          <pic:cNvPr descr="/Applications/Positron.app/Contents/Resources/app/quarto/share/formats/docx/important.png" id="138" name="Picture"/>
+                          <pic:cNvPicPr>
+                            <a:picLocks noChangeArrowheads="1" noChangeAspect="1"/>
+                          </pic:cNvPicPr>
+                        </pic:nvPicPr>
+                        <pic:blipFill>
+                          <a:blip r:embed="rId136"/>
+                          <a:stretch>
+                            <a:fillRect/>
+                          </a:stretch>
+                        </pic:blipFill>
+                        <pic:spPr bwMode="auto">
+                          <a:xfrm>
+                            <a:off x="0" y="0"/>
+                            <a:ext cx="152400" cy="152400"/>
+                          </a:xfrm>
+                          <a:prstGeom prst="rect">
+                            <a:avLst/>
+                          </a:prstGeom>
+                          <a:noFill/>
+                          <a:ln w="9525">
+                            <a:noFill/>
+                            <a:headEnd/>
+                            <a:tailEnd/>
+                          </a:ln>
+                        </pic:spPr>
+                      </pic:pic>
+                    </a:graphicData>
+                  </a:graphic>
+                </wp:inline>
+              </w:drawing>
+            </w:r>
+            <w:r>
+              <w:t xml:space="preserve"> </w:t>
+            </w:r>
+            <w:r>
+              <w:t xml:space="preserve"> </w:t>
+            </w:r>
+            <w:r>
+              <w:t xml:space="preserve">Important</w:t>
+            </w:r>
+          </w:p>
+        </w:tc>
+      </w:tr>
+      <w:tr>
+        <w:trPr>
+          <w:cantSplit/>
+        </w:trPr>
+        <w:tc>
+          <w:tcPr>
+            <w:tcMar>
+              <w:top w:w="108" w:type="dxa"/>
+              <w:bottom w:w="108" w:type="dxa"/>
+            </w:tcMar>
+          </w:tcPr>
+          <w:p>
+            <w:pPr>
+              <w:pStyle w:val="BodyText"/>
+            </w:pPr>
+            <w:pPr>
+              <w:spacing w:before="16"/>
+            </w:pPr>
+            <w:r>
+              <w:rPr>
+                <w:b/>
+                <w:bCs/>
+              </w:rPr>
+              <w:t xml:space="preserve">⚠️ Read the interaction first</w:t>
+            </w:r>
+          </w:p>
+          <w:p>
+            <w:pPr>
+              <w:pStyle w:val="BodyText"/>
+            </w:pPr>
+            <w:r>
+              <w:t xml:space="preserve">If the interaction is significant, a main effect is a</w:t>
+            </w:r>
+            <w:r>
+              <w:t xml:space="preserve"> </w:t>
+            </w:r>
+            <w:r>
+              <w:rPr>
+                <w:i/>
+                <w:iCs/>
+              </w:rPr>
+              <w:t xml:space="preserve">average across conditions that behave differently</w:t>
+            </w:r>
+            <w:r>
+              <w:t xml:space="preserve"> </w:t>
+            </w:r>
+            <w:r>
+              <w:t xml:space="preserve">— often not a meaningful quantity. Interpret the interaction, then use simple effects (</w:t>
+            </w:r>
+            <w:r>
+              <w:rPr>
+                <w:rStyle w:val="VerbatimChar"/>
+              </w:rPr>
+              <w:t xml:space="preserve">emmeans(model, ~ sex | species)</w:t>
+            </w:r>
+            <w:r>
+              <w:t xml:space="preserve">) rather than reporting the main effect as if it applied everywhere.</w:t>
+            </w:r>
+          </w:p>
+          <w:p>
+            <w:pPr>
+              <w:pStyle w:val="BodyText"/>
+            </w:pPr>
+            <w:pPr>
+              <w:spacing w:after="16"/>
+            </w:pPr>
+            <w:r>
+              <w:t xml:space="preserve">R even warns you:</w:t>
+            </w:r>
+            <w:r>
+              <w:t xml:space="preserve"> </w:t>
+            </w:r>
+            <w:r>
+              <w:rPr>
+                <w:i/>
+                <w:iCs/>
+              </w:rPr>
+              <w:t xml:space="preserve">“Results may be misleading due to involvement in interactions.”</w:t>
+            </w:r>
+          </w:p>
+          <w:p/>
+        </w:tc>
+      </w:tr>
+    </w:tbl>
+    <w:tbl>
+      <w:tblPr>
+        <w:tblStyle w:val="Table"/>
+        <w:tblLook w:firstRow="0" w:lastRow="0" w:firstColumn="0" w:lastColumn="0" w:noHBand="0" w:noVBand="0" w:val="0000"/>
+        <w:tblBorders>
+          <w:top w:val="single" w:sz="4" w:space="0" w:color="0758E5"/>
+          <w:left w:val="single" w:sz="24" w:space="0" w:color="0758E5"/>
+          <w:bottom w:val="single" w:sz="4" w:space="0" w:color="0758E5"/>
+          <w:right w:val="single" w:sz="4" w:space="0" w:color="0758E5"/>
+        </w:tblBorders>
+        <w:tblCellMar>
+          <w:left w:w="144" w:type="dxa"/>
+          <w:right w:w="144" w:type="dxa"/>
+        </w:tblCellMar>
+        <w:tblLook w:firstRow="0" w:lastRow="0" w:firstColumn="0" w:lastColumn="0" w:noHBand="0" w:noVBand="0" w:val="0000"/>
+      </w:tblPr>
+      <w:tr>
+        <w:trPr>
+          <w:cantSplit/>
+        </w:trPr>
+        <w:tc>
+          <w:tcPr>
+            <w:shd w:color="auto" w:fill="dae6fb" w:val="clear"/>
+            <w:tcMar>
+              <w:top w:w="92" w:type="dxa"/>
+              <w:bottom w:w="92" w:type="dxa"/>
+            </w:tcMar>
+          </w:tcPr>
+          <w:p>
+            <w:pPr>
+              <w:pStyle w:val="BodyText"/>
+            </w:pPr>
+            <w:pPr>
+              <w:spacing w:before="0" w:after="0"/>
+              <w:textAlignment w:val="center"/>
+            </w:pPr>
+            <w:r>
+              <w:drawing>
+                <wp:inline>
+                  <wp:extent cx="152400" cy="152400"/>
+                  <wp:effectExtent b="0" l="0" r="0" t="0"/>
+                  <wp:docPr descr="" title="" id="139" name="Picture"/>
+                  <a:graphic>
+                    <a:graphicData uri="http://schemas.openxmlformats.org/drawingml/2006/picture">
+                      <pic:pic>
+                        <pic:nvPicPr>
+                          <pic:cNvPr descr="/Applications/Positron.app/Contents/Resources/app/quarto/share/formats/docx/note.png" id="140" name="Picture"/>
+                          <pic:cNvPicPr>
+                            <a:picLocks noChangeArrowheads="1" noChangeAspect="1"/>
+                          </pic:cNvPicPr>
+                        </pic:nvPicPr>
+                        <pic:blipFill>
+                          <a:blip r:embed="rId9"/>
+                          <a:stretch>
+                            <a:fillRect/>
+                          </a:stretch>
+                        </pic:blipFill>
+                        <pic:spPr bwMode="auto">
+                          <a:xfrm>
+                            <a:off x="0" y="0"/>
+                            <a:ext cx="152400" cy="152400"/>
+                          </a:xfrm>
+                          <a:prstGeom prst="rect">
+                            <a:avLst/>
+                          </a:prstGeom>
+                          <a:noFill/>
+                          <a:ln w="9525">
+                            <a:noFill/>
+                            <a:headEnd/>
+                            <a:tailEnd/>
+                          </a:ln>
+                        </pic:spPr>
+                      </pic:pic>
+                    </a:graphicData>
+                  </a:graphic>
+                </wp:inline>
+              </w:drawing>
+            </w:r>
+            <w:r>
+              <w:t xml:space="preserve"> </w:t>
+            </w:r>
+            <w:r>
+              <w:t xml:space="preserve"> </w:t>
+            </w:r>
+            <w:r>
+              <w:t xml:space="preserve">Note</w:t>
+            </w:r>
+          </w:p>
+        </w:tc>
+      </w:tr>
+      <w:tr>
+        <w:trPr>
+          <w:cantSplit/>
+        </w:trPr>
+        <w:tc>
+          <w:tcPr>
+            <w:tcMar>
+              <w:top w:w="108" w:type="dxa"/>
+              <w:bottom w:w="108" w:type="dxa"/>
+            </w:tcMar>
+          </w:tcPr>
+          <w:p>
+            <w:pPr>
+              <w:pStyle w:val="BodyText"/>
+            </w:pPr>
+            <w:pPr>
+              <w:spacing w:before="16"/>
+            </w:pPr>
+            <w:r>
+              <w:rPr>
+                <w:b/>
+                <w:bCs/>
+              </w:rPr>
+              <w:t xml:space="preserve">✅ The one idea to keep</w:t>
+            </w:r>
+          </w:p>
+          <w:p>
+            <w:pPr>
+              <w:pStyle w:val="BodyText"/>
+            </w:pPr>
+            <w:pPr>
+              <w:spacing w:after="16"/>
+            </w:pPr>
+            <w:r>
+              <w:rPr>
+                <w:b/>
+                <w:bCs/>
+              </w:rPr>
+              <w:t xml:space="preserve">Balance is a property of your design, not your analysis.</w:t>
+            </w:r>
+            <w:r>
+              <w:t xml:space="preserve"> </w:t>
+            </w:r>
+            <w:r>
+              <w:t xml:space="preserve">A balanced design makes the two factors orthogonal, so each one’s sum of squares is unambiguous. Imbalance makes them share variance — and then</w:t>
+            </w:r>
+            <w:r>
+              <w:t xml:space="preserve"> </w:t>
+            </w:r>
+            <w:r>
+              <w:rPr>
+                <w:i/>
+                <w:iCs/>
+              </w:rPr>
+              <w:t xml:space="preserve">how</w:t>
+            </w:r>
+            <w:r>
+              <w:t xml:space="preserve"> </w:t>
+            </w:r>
+            <w:r>
+              <w:t xml:space="preserve">you allocate that shared variance (Type I vs III) becomes a decision you have to make and defend.</w:t>
+            </w:r>
+          </w:p>
+          <w:p/>
+        </w:tc>
+      </w:tr>
+    </w:tbl>
+    <w:p>
+      <w:pPr>
+        <w:pStyle w:val="BodyText"/>
+      </w:pPr>
+      <w:r>
+        <w:t xml:space="preserve"> </w:t>
+      </w:r>
+    </w:p>
+    <w:tbl>
+      <w:tblPr>
+        <w:tblStyle w:val="Table"/>
+        <w:tblLook w:firstRow="0" w:lastRow="0" w:firstColumn="0" w:lastColumn="0" w:noHBand="0" w:noVBand="0" w:val="0000"/>
+        <w:tblBorders>
+          <w:top w:val="single" w:sz="4" w:space="0" w:color="0758E5"/>
+          <w:left w:val="single" w:sz="24" w:space="0" w:color="0758E5"/>
+          <w:bottom w:val="single" w:sz="4" w:space="0" w:color="0758E5"/>
+          <w:right w:val="single" w:sz="4" w:space="0" w:color="0758E5"/>
+        </w:tblBorders>
+        <w:tblCellMar>
+          <w:left w:w="144" w:type="dxa"/>
+          <w:right w:w="144" w:type="dxa"/>
+        </w:tblCellMar>
+        <w:tblLook w:firstRow="0" w:lastRow="0" w:firstColumn="0" w:lastColumn="0" w:noHBand="0" w:noVBand="0" w:val="0000"/>
+      </w:tblPr>
+      <w:tr>
+        <w:trPr>
+          <w:cantSplit/>
+        </w:trPr>
+        <w:tc>
+          <w:tcPr>
+            <w:shd w:color="auto" w:fill="dae6fb" w:val="clear"/>
+            <w:tcMar>
+              <w:top w:w="92" w:type="dxa"/>
+              <w:bottom w:w="92" w:type="dxa"/>
+            </w:tcMar>
+          </w:tcPr>
+          <w:p>
+            <w:pPr>
+              <w:pStyle w:val="BodyText"/>
+            </w:pPr>
+            <w:pPr>
+              <w:spacing w:before="0" w:after="0"/>
+              <w:textAlignment w:val="center"/>
+            </w:pPr>
+            <w:r>
+              <w:drawing>
+                <wp:inline>
+                  <wp:extent cx="152400" cy="152400"/>
+                  <wp:effectExtent b="0" l="0" r="0" t="0"/>
+                  <wp:docPr descr="" title="" id="141" name="Picture"/>
+                  <a:graphic>
+                    <a:graphicData uri="http://schemas.openxmlformats.org/drawingml/2006/picture">
+                      <pic:pic>
+                        <pic:nvPicPr>
+                          <pic:cNvPr descr="/Applications/Positron.app/Contents/Resources/app/quarto/share/formats/docx/note.png" id="142" name="Picture"/>
+                          <pic:cNvPicPr>
+                            <a:picLocks noChangeArrowheads="1" noChangeAspect="1"/>
+                          </pic:cNvPicPr>
+                        </pic:nvPicPr>
+                        <pic:blipFill>
+                          <a:blip r:embed="rId9"/>
+                          <a:stretch>
+                            <a:fillRect/>
+                          </a:stretch>
+                        </pic:blipFill>
+                        <pic:spPr bwMode="auto">
+                          <a:xfrm>
+                            <a:off x="0" y="0"/>
+                            <a:ext cx="152400" cy="152400"/>
+                          </a:xfrm>
+                          <a:prstGeom prst="rect">
+                            <a:avLst/>
+                          </a:prstGeom>
+                          <a:noFill/>
+                          <a:ln w="9525">
+                            <a:noFill/>
+                            <a:headEnd/>
+                            <a:tailEnd/>
+                          </a:ln>
+                        </pic:spPr>
+                      </pic:pic>
+                    </a:graphicData>
+                  </a:graphic>
+                </wp:inline>
+              </w:drawing>
+            </w:r>
+            <w:r>
+              <w:t xml:space="preserve"> </w:t>
+            </w:r>
+            <w:r>
+              <w:t xml:space="preserve"> </w:t>
+            </w:r>
+            <w:r>
+              <w:t xml:space="preserve">Note</w:t>
+            </w:r>
+          </w:p>
+        </w:tc>
+      </w:tr>
+      <w:tr>
+        <w:trPr>
+          <w:cantSplit/>
+        </w:trPr>
+        <w:tc>
+          <w:tcPr>
+            <w:tcMar>
+              <w:top w:w="108" w:type="dxa"/>
+              <w:bottom w:w="108" w:type="dxa"/>
+            </w:tcMar>
+          </w:tcPr>
+          <w:p>
+            <w:pPr>
+              <w:pStyle w:val="BodyText"/>
+            </w:pPr>
+            <w:pPr>
+              <w:spacing w:before="16"/>
+            </w:pPr>
+            <w:r>
+              <w:rPr>
+                <w:b/>
+                <w:bCs/>
+              </w:rPr>
+              <w:t xml:space="preserve">Up next — Nested ANOVA</w:t>
+            </w:r>
+          </w:p>
+          <w:p>
+            <w:pPr>
+              <w:pStyle w:val="Compact"/>
+              <w:numPr>
+                <w:ilvl w:val="0"/>
+                <w:numId w:val="1025"/>
+              </w:numPr>
+            </w:pPr>
+            <w:r>
+              <w:t xml:space="preserve">When one factor is nested inside another rather than crossed with it</w:t>
+            </w:r>
+          </w:p>
+          <w:p>
+            <w:pPr>
+              <w:pStyle w:val="Compact"/>
+              <w:numPr>
+                <w:ilvl w:val="0"/>
+                <w:numId w:val="1025"/>
+              </w:numPr>
+            </w:pPr>
+            <w:r>
+              <w:t xml:space="preserve">Subsamples, and the right error term to test against</w:t>
+            </w:r>
+          </w:p>
+          <w:p/>
+        </w:tc>
+      </w:tr>
+    </w:tbl>
+    <w:bookmarkEnd w:id="143"/>
+    <w:bookmarkStart w:id="146" w:name="getting-unstuck"/>
+    <w:p>
+      <w:pPr>
+        <w:pStyle w:val="Heading2"/>
+      </w:pPr>
+      <w:r>
+        <w:t xml:space="preserve">Getting unstuck</w:t>
+      </w:r>
+    </w:p>
+    <w:p>
+      <w:pPr>
+        <w:pStyle w:val="FirstParagraph"/>
+      </w:pPr>
+      <w:r>
+        <w:t xml:space="preserve">When code breaks — and it will, that is normal:</w:t>
+      </w:r>
+    </w:p>
+    <w:p>
+      <w:pPr>
+        <w:pStyle w:val="Compact"/>
+        <w:numPr>
+          <w:ilvl w:val="0"/>
+          <w:numId w:val="1026"/>
+        </w:numPr>
+      </w:pPr>
+      <w:r>
+        <w:t xml:space="preserve">Read the</w:t>
+      </w:r>
+      <w:r>
+        <w:t xml:space="preserve"> </w:t>
+      </w:r>
+      <w:r>
+        <w:rPr>
+          <w:b/>
+          <w:bCs/>
+        </w:rPr>
+        <w:t xml:space="preserve">error message</w:t>
+      </w:r>
+      <w:r>
+        <w:t xml:space="preserve"> </w:t>
+      </w:r>
+      <w:r>
+        <w:t xml:space="preserve">out loud; it usually names the line</w:t>
+      </w:r>
+    </w:p>
+    <w:p>
+      <w:pPr>
+        <w:pStyle w:val="Compact"/>
+        <w:numPr>
+          <w:ilvl w:val="0"/>
+          <w:numId w:val="1026"/>
+        </w:numPr>
+      </w:pPr>
+      <w:r>
+        <w:t xml:space="preserve">Check the usual suspects: did you run</w:t>
+      </w:r>
+      <w:r>
+        <w:t xml:space="preserve"> </w:t>
+      </w:r>
+      <w:r>
+        <w:rPr>
+          <w:rStyle w:val="VerbatimChar"/>
+        </w:rPr>
+        <w:t xml:space="preserve">options(contrasts = c("contr.sum", "contr.poly"))</w:t>
+      </w:r>
+      <w:r>
+        <w:t xml:space="preserve"> </w:t>
+      </w:r>
+      <w:r>
+        <w:rPr>
+          <w:b/>
+          <w:bCs/>
+        </w:rPr>
+        <w:t xml:space="preserve">before</w:t>
+      </w:r>
+      <w:r>
+        <w:t xml:space="preserve"> </w:t>
+      </w:r>
+      <w:r>
+        <w:t xml:space="preserve">fitting the model you pass to</w:t>
+      </w:r>
+      <w:r>
+        <w:t xml:space="preserve"> </w:t>
+      </w:r>
+      <w:r>
+        <w:rPr>
+          <w:rStyle w:val="VerbatimChar"/>
+        </w:rPr>
+        <w:t xml:space="preserve">Anova(type = "III")</w:t>
+      </w:r>
+      <w:r>
+        <w:t xml:space="preserve">? Are both predictors</w:t>
+      </w:r>
+      <w:r>
+        <w:t xml:space="preserve"> </w:t>
+      </w:r>
+      <w:r>
+        <w:rPr>
+          <w:b/>
+          <w:bCs/>
+        </w:rPr>
+        <w:t xml:space="preserve">factors</w:t>
+      </w:r>
+      <w:r>
+        <w:t xml:space="preserve">? Is it</w:t>
+      </w:r>
+      <w:r>
+        <w:t xml:space="preserve"> </w:t>
+      </w:r>
+      <w:r>
+        <w:rPr>
+          <w:rStyle w:val="VerbatimChar"/>
+        </w:rPr>
+        <w:t xml:space="preserve">car::Anova()</w:t>
+      </w:r>
+      <w:r>
+        <w:t xml:space="preserve"> </w:t>
+      </w:r>
+      <w:r>
+        <w:t xml:space="preserve">(capital A, Type II/III) rather than</w:t>
+      </w:r>
+      <w:r>
+        <w:t xml:space="preserve"> </w:t>
+      </w:r>
+      <w:r>
+        <w:rPr>
+          <w:rStyle w:val="VerbatimChar"/>
+        </w:rPr>
+        <w:t xml:space="preserve">anova()</w:t>
+      </w:r>
+      <w:r>
+        <w:t xml:space="preserve"> </w:t>
+      </w:r>
+      <w:r>
+        <w:t xml:space="preserve">(lower case, Type I)?</w:t>
+      </w:r>
+    </w:p>
+    <w:p>
+      <w:pPr>
+        <w:pStyle w:val="Compact"/>
+        <w:numPr>
+          <w:ilvl w:val="0"/>
+          <w:numId w:val="1026"/>
+        </w:numPr>
+      </w:pPr>
+      <w:r>
+        <w:rPr>
+          <w:rStyle w:val="VerbatimChar"/>
+        </w:rPr>
+        <w:t xml:space="preserve">?function_name</w:t>
+      </w:r>
+      <w:r>
+        <w:t xml:space="preserve"> </w:t>
+      </w:r>
+      <w:r>
+        <w:t xml:space="preserve">opens the help page</w:t>
+      </w:r>
+    </w:p>
+    <w:p>
+      <w:pPr>
+        <w:pStyle w:val="Compact"/>
+        <w:numPr>
+          <w:ilvl w:val="0"/>
+          <w:numId w:val="1026"/>
+        </w:numPr>
+      </w:pPr>
+      <w:r>
+        <w:t xml:space="preserve">Bring the</w:t>
+      </w:r>
+      <w:r>
+        <w:t xml:space="preserve"> </w:t>
+      </w:r>
+      <w:r>
+        <w:rPr>
+          <w:b/>
+          <w:bCs/>
+        </w:rPr>
+        <w:t xml:space="preserve">exact error</w:t>
+      </w:r>
+      <w:r>
+        <w:t xml:space="preserve"> </w:t>
+      </w:r>
+      <w:r>
+        <w:t xml:space="preserve">(copy-paste it) to class or office hours</w:t>
+      </w:r>
+    </w:p>
+    <w:tbl>
+      <w:tblPr>
+        <w:tblStyle w:val="Table"/>
+        <w:tblLook w:firstRow="0" w:lastRow="0" w:firstColumn="0" w:lastColumn="0" w:noHBand="0" w:noVBand="0" w:val="0000"/>
+        <w:tblBorders>
+          <w:top w:val="single" w:sz="4" w:space="0" w:color="0758E5"/>
+          <w:left w:val="single" w:sz="24" w:space="0" w:color="0758E5"/>
+          <w:bottom w:val="single" w:sz="4" w:space="0" w:color="0758E5"/>
+          <w:right w:val="single" w:sz="4" w:space="0" w:color="0758E5"/>
+        </w:tblBorders>
+        <w:tblCellMar>
+          <w:left w:w="144" w:type="dxa"/>
+          <w:right w:w="144" w:type="dxa"/>
+        </w:tblCellMar>
+        <w:tblLook w:firstRow="0" w:lastRow="0" w:firstColumn="0" w:lastColumn="0" w:noHBand="0" w:noVBand="0" w:val="0000"/>
+      </w:tblPr>
+      <w:tr>
+        <w:trPr>
+          <w:cantSplit/>
+        </w:trPr>
+        <w:tc>
+          <w:tcPr>
+            <w:shd w:color="auto" w:fill="dae6fb" w:val="clear"/>
+            <w:tcMar>
+              <w:top w:w="92" w:type="dxa"/>
+              <w:bottom w:w="92" w:type="dxa"/>
+            </w:tcMar>
+          </w:tcPr>
+          <w:p>
+            <w:pPr>
+              <w:pStyle w:val="FirstParagraph"/>
+            </w:pPr>
+            <w:pPr>
+              <w:spacing w:before="0" w:after="0"/>
+              <w:textAlignment w:val="center"/>
+            </w:pPr>
+            <w:r>
+              <w:drawing>
+                <wp:inline>
+                  <wp:extent cx="152400" cy="152400"/>
+                  <wp:effectExtent b="0" l="0" r="0" t="0"/>
+                  <wp:docPr descr="" title="" id="144" name="Picture"/>
+                  <a:graphic>
+                    <a:graphicData uri="http://schemas.openxmlformats.org/drawingml/2006/picture">
+                      <pic:pic>
+                        <pic:nvPicPr>
+                          <pic:cNvPr descr="/Applications/Positron.app/Contents/Resources/app/quarto/share/formats/docx/note.png" id="145" name="Picture"/>
+                          <pic:cNvPicPr>
+                            <a:picLocks noChangeArrowheads="1" noChangeAspect="1"/>
+                          </pic:cNvPicPr>
+                        </pic:nvPicPr>
+                        <pic:blipFill>
+                          <a:blip r:embed="rId9"/>
+                          <a:stretch>
+                            <a:fillRect/>
+                          </a:stretch>
+                        </pic:blipFill>
+                        <pic:spPr bwMode="auto">
+                          <a:xfrm>
+                            <a:off x="0" y="0"/>
+                            <a:ext cx="152400" cy="152400"/>
+                          </a:xfrm>
+                          <a:prstGeom prst="rect">
+                            <a:avLst/>
+                          </a:prstGeom>
+                          <a:noFill/>
+                          <a:ln w="9525">
+                            <a:noFill/>
+                            <a:headEnd/>
+                            <a:tailEnd/>
+                          </a:ln>
+                        </pic:spPr>
+                      </pic:pic>
+                    </a:graphicData>
+                  </a:graphic>
+                </wp:inline>
+              </w:drawing>
+            </w:r>
+            <w:r>
+              <w:t xml:space="preserve"> </w:t>
+            </w:r>
+            <w:r>
+              <w:t xml:space="preserve"> </w:t>
+            </w:r>
+            <w:r>
+              <w:t xml:space="preserve">Note</w:t>
+            </w:r>
+          </w:p>
+        </w:tc>
+      </w:tr>
+      <w:tr>
+        <w:trPr>
+          <w:cantSplit/>
+        </w:trPr>
+        <w:tc>
+          <w:tcPr>
+            <w:tcMar>
+              <w:top w:w="108" w:type="dxa"/>
+              <w:bottom w:w="108" w:type="dxa"/>
+            </w:tcMar>
+          </w:tcPr>
+          <w:p>
+            <w:pPr>
+              <w:pStyle w:val="BodyText"/>
+            </w:pPr>
+            <w:pPr>
+              <w:spacing w:before="16"/>
+            </w:pPr>
+            <w:r>
+              <w:rPr>
+                <w:b/>
+                <w:bCs/>
+              </w:rPr>
+              <w:t xml:space="preserve">✅ Key idea</w:t>
+            </w:r>
+          </w:p>
+          <w:p>
+            <w:pPr>
+              <w:pStyle w:val="BodyText"/>
+            </w:pPr>
+            <w:pPr>
+              <w:spacing w:after="16"/>
+            </w:pPr>
+            <w:r>
+              <w:t xml:space="preserve">Every working scientist googles error messages daily. Getting stuck is not failing — it is the job.</w:t>
+            </w:r>
+          </w:p>
+          <w:p/>
+        </w:tc>
+      </w:tr>
+    </w:tbl>
+    <w:bookmarkEnd w:id="146"/>
     <w:sectPr>
       <w:footnotePr>
         <w:numRestart w:val="eachSect"/>
@@ -11366,6 +12802,42 @@
   </w:num>
   <w:num w:numId="1023">
     <w:abstractNumId w:val="991"/>
+  </w:num>
+  <w:num w:numId="1024">
+    <w:abstractNumId w:val="991"/>
+  </w:num>
+  <w:num w:numId="1025">
+    <w:abstractNumId w:val="991"/>
+  </w:num>
+  <w:num w:numId="1026">
+    <w:abstractNumId w:val="99411"/>
+    <w:lvlOverride w:ilvl="0">
+      <w:startOverride w:val="1"/>
+    </w:lvlOverride>
+    <w:lvlOverride w:ilvl="1">
+      <w:startOverride w:val="1"/>
+    </w:lvlOverride>
+    <w:lvlOverride w:ilvl="2">
+      <w:startOverride w:val="1"/>
+    </w:lvlOverride>
+    <w:lvlOverride w:ilvl="3">
+      <w:startOverride w:val="1"/>
+    </w:lvlOverride>
+    <w:lvlOverride w:ilvl="4">
+      <w:startOverride w:val="1"/>
+    </w:lvlOverride>
+    <w:lvlOverride w:ilvl="5">
+      <w:startOverride w:val="1"/>
+    </w:lvlOverride>
+    <w:lvlOverride w:ilvl="6">
+      <w:startOverride w:val="1"/>
+    </w:lvlOverride>
+    <w:lvlOverride w:ilvl="7">
+      <w:startOverride w:val="1"/>
+    </w:lvlOverride>
+    <w:lvlOverride w:ilvl="8">
+      <w:startOverride w:val="1"/>
+    </w:lvlOverride>
   </w:num>
 </w:numbering>
 </file>

--- a/docs/content/two_way_anova/two_way_anova_lecture.docx
+++ b/docs/content/two_way_anova/two_way_anova_lecture.docx
@@ -12380,6 +12380,8 @@
     </w:tbl>
     <w:bookmarkEnd w:id="146"/>
     <w:sectPr>
+      <w:pgSz w:h="15840" w:w="12240"/>
+      <w:pgMar w:bottom="720" w:footer="360" w:gutter="0" w:header="360" w:left="1008" w:right="720" w:top="720"/>
       <w:footnotePr>
         <w:numRestart w:val="eachSect"/>
       </w:footnotePr>
@@ -12855,7 +12857,7 @@
     </w:rPrDefault>
     <w:pPrDefault>
       <w:pPr>
-        <w:spacing w:after="100"/>
+        <w:spacing w:after="100" w:before="0"/>
       </w:pPr>
     </w:pPrDefault>
   </w:docDefaults>
@@ -12870,7 +12872,7 @@
     <w:link w:val="BodyTextChar"/>
     <w:qFormat/>
     <w:pPr>
-      <w:spacing w:after="90" w:before="90"/>
+      <w:spacing w:after="90" w:before="0"/>
     </w:pPr>
   </w:style>
   <w:style w:customStyle="1" w:styleId="FirstParagraph" w:type="paragraph">
@@ -12884,7 +12886,7 @@
     <w:basedOn w:val="BodyText"/>
     <w:qFormat/>
     <w:pPr>
-      <w:spacing w:after="20" w:before="20"/>
+      <w:spacing w:after="20" w:before="0"/>
     </w:pPr>
   </w:style>
   <w:style w:styleId="Title" w:type="paragraph">
@@ -12896,7 +12898,7 @@
     <w:qFormat/>
     <w:rsid w:val="00A10FD9"/>
     <w:pPr>
-      <w:spacing w:after="60" w:line="240" w:lineRule="auto"/>
+      <w:spacing w:after="60" w:before="0" w:line="240" w:lineRule="auto"/>
       <w:contextualSpacing/>
       <w:jc w:val="center"/>
     </w:pPr>
@@ -12927,6 +12929,7 @@
     <w:qFormat/>
     <w:rsid w:val="00A10FD9"/>
     <w:pPr>
+      <w:spacing w:before="0"/>
       <w:numPr>
         <w:ilvl w:val="1"/>
       </w:numPr>
@@ -12958,6 +12961,7 @@
     <w:next w:val="BodyText"/>
     <w:qFormat/>
     <w:pPr>
+      <w:spacing w:before="0"/>
       <w:keepNext/>
       <w:keepLines/>
     </w:pPr>
@@ -12972,6 +12976,7 @@
     <w:next w:val="BodyText"/>
     <w:qFormat/>
     <w:pPr>
+      <w:spacing w:before="0"/>
       <w:keepNext/>
       <w:keepLines/>
     </w:pPr>
@@ -12988,7 +12993,7 @@
     <w:pPr>
       <w:keepNext/>
       <w:keepLines/>
-      <w:spacing w:after="0" w:before="300"/>
+      <w:spacing w:after="0" w:before="0"/>
       <w:jc w:val="center"/>
     </w:pPr>
     <w:rPr>
@@ -13005,7 +13010,7 @@
     <w:pPr>
       <w:keepNext/>
       <w:keepLines/>
-      <w:spacing w:after="300" w:before="100"/>
+      <w:spacing w:after="300" w:before="0"/>
     </w:pPr>
     <w:rPr>
       <w:sz w:val="20"/>
@@ -13031,7 +13036,7 @@
     <w:pPr>
       <w:keepNext/>
       <w:keepLines/>
-      <w:spacing w:after="60" w:before="200"/>
+      <w:spacing w:after="60" w:before="120"/>
       <w:outlineLvl w:val="0"/>
     </w:pPr>
     <w:rPr>
@@ -13054,7 +13059,7 @@
     <w:pPr>
       <w:keepNext/>
       <w:keepLines/>
-      <w:spacing w:after="50" w:before="140"/>
+      <w:spacing w:after="50" w:before="100"/>
       <w:outlineLvl w:val="1"/>
     </w:pPr>
     <w:rPr>
@@ -13077,7 +13082,7 @@
     <w:pPr>
       <w:keepNext/>
       <w:keepLines/>
-      <w:spacing w:after="40" w:before="120"/>
+      <w:spacing w:after="40" w:before="80"/>
       <w:outlineLvl w:val="2"/>
     </w:pPr>
     <w:rPr>
@@ -13123,7 +13128,7 @@
     <w:pPr>
       <w:keepNext/>
       <w:keepLines/>
-      <w:spacing w:after="40" w:before="80"/>
+      <w:spacing w:after="40" w:before="60"/>
       <w:outlineLvl w:val="4"/>
     </w:pPr>
     <w:rPr>
@@ -13144,7 +13149,7 @@
     <w:pPr>
       <w:keepNext/>
       <w:keepLines/>
-      <w:spacing w:after="0" w:before="40"/>
+      <w:spacing w:after="0" w:before="60"/>
       <w:outlineLvl w:val="5"/>
     </w:pPr>
     <w:rPr>
@@ -13167,7 +13172,7 @@
     <w:pPr>
       <w:keepNext/>
       <w:keepLines/>
-      <w:spacing w:after="0" w:before="40"/>
+      <w:spacing w:after="0" w:before="60"/>
       <w:outlineLvl w:val="6"/>
     </w:pPr>
     <w:rPr>
@@ -13188,7 +13193,7 @@
     <w:pPr>
       <w:keepNext/>
       <w:keepLines/>
-      <w:spacing w:after="0"/>
+      <w:spacing w:after="0" w:before="60"/>
       <w:outlineLvl w:val="7"/>
     </w:pPr>
     <w:rPr>
@@ -13211,7 +13216,7 @@
     <w:pPr>
       <w:keepNext/>
       <w:keepLines/>
-      <w:spacing w:after="0"/>
+      <w:spacing w:after="0" w:before="60"/>
       <w:outlineLvl w:val="8"/>
     </w:pPr>
     <w:rPr>
@@ -13346,7 +13351,7 @@
     <w:unhideWhenUsed/>
     <w:qFormat/>
     <w:pPr>
-      <w:spacing w:after="50" w:before="50"/>
+      <w:spacing w:after="50" w:before="0"/>
       <w:ind w:firstLine="0" w:left="480" w:right="480"/>
     </w:pPr>
   </w:style>
@@ -13366,7 +13371,7 @@
     <w:unhideWhenUsed/>
     <w:qFormat/>
     <w:pPr>
-      <w:spacing w:after="100" w:before="100"/>
+      <w:spacing w:after="100" w:before="0"/>
       <w:ind w:firstLine="0" w:left="480" w:right="480"/>
     </w:pPr>
   </w:style>
@@ -13413,7 +13418,7 @@
     <w:pPr>
       <w:keepNext/>
       <w:keepLines/>
-      <w:spacing w:after="0"/>
+      <w:spacing w:after="0" w:before="0"/>
     </w:pPr>
     <w:rPr>
       <w:b/>
@@ -13438,6 +13443,7 @@
     <w:name w:val="Table Caption"/>
     <w:basedOn w:val="Caption"/>
     <w:pPr>
+      <w:spacing w:before="0"/>
       <w:keepNext/>
     </w:pPr>
   </w:style>
@@ -13453,6 +13459,7 @@
     <w:name w:val="Captioned Figure"/>
     <w:basedOn w:val="Figure"/>
     <w:pPr>
+      <w:spacing w:before="0"/>
       <w:keepNext/>
     </w:pPr>
   </w:style>
@@ -13495,7 +13502,7 @@
     <w:unhideWhenUsed/>
     <w:qFormat/>
     <w:pPr>
-      <w:spacing w:before="240" w:line="259" w:lineRule="auto"/>
+      <w:spacing w:before="0" w:line="259" w:lineRule="auto"/>
       <w:outlineLvl w:val="9"/>
     </w:pPr>
     <w:rPr>

--- a/docs/content/two_way_anova/two_way_anova_lecture.docx
+++ b/docs/content/two_way_anova/two_way_anova_lecture.docx
@@ -12061,324 +12061,6 @@
       </w:tr>
     </w:tbl>
     <w:bookmarkEnd w:id="143"/>
-    <w:bookmarkStart w:id="146" w:name="getting-unstuck"/>
-    <w:p>
-      <w:pPr>
-        <w:pStyle w:val="Heading2"/>
-      </w:pPr>
-      <w:r>
-        <w:t xml:space="preserve">Getting unstuck</w:t>
-      </w:r>
-    </w:p>
-    <w:p>
-      <w:pPr>
-        <w:pStyle w:val="FirstParagraph"/>
-      </w:pPr>
-      <w:r>
-        <w:t xml:space="preserve">When code breaks — and it will, that is normal:</w:t>
-      </w:r>
-    </w:p>
-    <w:p>
-      <w:pPr>
-        <w:pStyle w:val="Compact"/>
-        <w:numPr>
-          <w:ilvl w:val="0"/>
-          <w:numId w:val="1026"/>
-        </w:numPr>
-      </w:pPr>
-      <w:r>
-        <w:t xml:space="preserve">Read the</w:t>
-      </w:r>
-      <w:r>
-        <w:t xml:space="preserve"> </w:t>
-      </w:r>
-      <w:r>
-        <w:rPr>
-          <w:b/>
-          <w:bCs/>
-        </w:rPr>
-        <w:t xml:space="preserve">error message</w:t>
-      </w:r>
-      <w:r>
-        <w:t xml:space="preserve"> </w:t>
-      </w:r>
-      <w:r>
-        <w:t xml:space="preserve">out loud; it usually names the line</w:t>
-      </w:r>
-    </w:p>
-    <w:p>
-      <w:pPr>
-        <w:pStyle w:val="Compact"/>
-        <w:numPr>
-          <w:ilvl w:val="0"/>
-          <w:numId w:val="1026"/>
-        </w:numPr>
-      </w:pPr>
-      <w:r>
-        <w:t xml:space="preserve">Check the usual suspects: did you run</w:t>
-      </w:r>
-      <w:r>
-        <w:t xml:space="preserve"> </w:t>
-      </w:r>
-      <w:r>
-        <w:rPr>
-          <w:rStyle w:val="VerbatimChar"/>
-        </w:rPr>
-        <w:t xml:space="preserve">options(contrasts = c("contr.sum", "contr.poly"))</w:t>
-      </w:r>
-      <w:r>
-        <w:t xml:space="preserve"> </w:t>
-      </w:r>
-      <w:r>
-        <w:rPr>
-          <w:b/>
-          <w:bCs/>
-        </w:rPr>
-        <w:t xml:space="preserve">before</w:t>
-      </w:r>
-      <w:r>
-        <w:t xml:space="preserve"> </w:t>
-      </w:r>
-      <w:r>
-        <w:t xml:space="preserve">fitting the model you pass to</w:t>
-      </w:r>
-      <w:r>
-        <w:t xml:space="preserve"> </w:t>
-      </w:r>
-      <w:r>
-        <w:rPr>
-          <w:rStyle w:val="VerbatimChar"/>
-        </w:rPr>
-        <w:t xml:space="preserve">Anova(type = "III")</w:t>
-      </w:r>
-      <w:r>
-        <w:t xml:space="preserve">? Are both predictors</w:t>
-      </w:r>
-      <w:r>
-        <w:t xml:space="preserve"> </w:t>
-      </w:r>
-      <w:r>
-        <w:rPr>
-          <w:b/>
-          <w:bCs/>
-        </w:rPr>
-        <w:t xml:space="preserve">factors</w:t>
-      </w:r>
-      <w:r>
-        <w:t xml:space="preserve">? Is it</w:t>
-      </w:r>
-      <w:r>
-        <w:t xml:space="preserve"> </w:t>
-      </w:r>
-      <w:r>
-        <w:rPr>
-          <w:rStyle w:val="VerbatimChar"/>
-        </w:rPr>
-        <w:t xml:space="preserve">car::Anova()</w:t>
-      </w:r>
-      <w:r>
-        <w:t xml:space="preserve"> </w:t>
-      </w:r>
-      <w:r>
-        <w:t xml:space="preserve">(capital A, Type II/III) rather than</w:t>
-      </w:r>
-      <w:r>
-        <w:t xml:space="preserve"> </w:t>
-      </w:r>
-      <w:r>
-        <w:rPr>
-          <w:rStyle w:val="VerbatimChar"/>
-        </w:rPr>
-        <w:t xml:space="preserve">anova()</w:t>
-      </w:r>
-      <w:r>
-        <w:t xml:space="preserve"> </w:t>
-      </w:r>
-      <w:r>
-        <w:t xml:space="preserve">(lower case, Type I)?</w:t>
-      </w:r>
-    </w:p>
-    <w:p>
-      <w:pPr>
-        <w:pStyle w:val="Compact"/>
-        <w:numPr>
-          <w:ilvl w:val="0"/>
-          <w:numId w:val="1026"/>
-        </w:numPr>
-      </w:pPr>
-      <w:r>
-        <w:rPr>
-          <w:rStyle w:val="VerbatimChar"/>
-        </w:rPr>
-        <w:t xml:space="preserve">?function_name</w:t>
-      </w:r>
-      <w:r>
-        <w:t xml:space="preserve"> </w:t>
-      </w:r>
-      <w:r>
-        <w:t xml:space="preserve">opens the help page</w:t>
-      </w:r>
-    </w:p>
-    <w:p>
-      <w:pPr>
-        <w:pStyle w:val="Compact"/>
-        <w:numPr>
-          <w:ilvl w:val="0"/>
-          <w:numId w:val="1026"/>
-        </w:numPr>
-      </w:pPr>
-      <w:r>
-        <w:t xml:space="preserve">Bring the</w:t>
-      </w:r>
-      <w:r>
-        <w:t xml:space="preserve"> </w:t>
-      </w:r>
-      <w:r>
-        <w:rPr>
-          <w:b/>
-          <w:bCs/>
-        </w:rPr>
-        <w:t xml:space="preserve">exact error</w:t>
-      </w:r>
-      <w:r>
-        <w:t xml:space="preserve"> </w:t>
-      </w:r>
-      <w:r>
-        <w:t xml:space="preserve">(copy-paste it) to class or office hours</w:t>
-      </w:r>
-    </w:p>
-    <w:tbl>
-      <w:tblPr>
-        <w:tblStyle w:val="Table"/>
-        <w:tblLook w:firstRow="0" w:lastRow="0" w:firstColumn="0" w:lastColumn="0" w:noHBand="0" w:noVBand="0" w:val="0000"/>
-        <w:tblBorders>
-          <w:top w:val="single" w:sz="4" w:space="0" w:color="0758E5"/>
-          <w:left w:val="single" w:sz="24" w:space="0" w:color="0758E5"/>
-          <w:bottom w:val="single" w:sz="4" w:space="0" w:color="0758E5"/>
-          <w:right w:val="single" w:sz="4" w:space="0" w:color="0758E5"/>
-        </w:tblBorders>
-        <w:tblCellMar>
-          <w:left w:w="144" w:type="dxa"/>
-          <w:right w:w="144" w:type="dxa"/>
-        </w:tblCellMar>
-        <w:tblLook w:firstRow="0" w:lastRow="0" w:firstColumn="0" w:lastColumn="0" w:noHBand="0" w:noVBand="0" w:val="0000"/>
-      </w:tblPr>
-      <w:tr>
-        <w:trPr>
-          <w:cantSplit/>
-        </w:trPr>
-        <w:tc>
-          <w:tcPr>
-            <w:shd w:color="auto" w:fill="dae6fb" w:val="clear"/>
-            <w:tcMar>
-              <w:top w:w="92" w:type="dxa"/>
-              <w:bottom w:w="92" w:type="dxa"/>
-            </w:tcMar>
-          </w:tcPr>
-          <w:p>
-            <w:pPr>
-              <w:pStyle w:val="FirstParagraph"/>
-            </w:pPr>
-            <w:pPr>
-              <w:spacing w:before="0" w:after="0"/>
-              <w:textAlignment w:val="center"/>
-            </w:pPr>
-            <w:r>
-              <w:drawing>
-                <wp:inline>
-                  <wp:extent cx="152400" cy="152400"/>
-                  <wp:effectExtent b="0" l="0" r="0" t="0"/>
-                  <wp:docPr descr="" title="" id="144" name="Picture"/>
-                  <a:graphic>
-                    <a:graphicData uri="http://schemas.openxmlformats.org/drawingml/2006/picture">
-                      <pic:pic>
-                        <pic:nvPicPr>
-                          <pic:cNvPr descr="/Applications/Positron.app/Contents/Resources/app/quarto/share/formats/docx/note.png" id="145" name="Picture"/>
-                          <pic:cNvPicPr>
-                            <a:picLocks noChangeArrowheads="1" noChangeAspect="1"/>
-                          </pic:cNvPicPr>
-                        </pic:nvPicPr>
-                        <pic:blipFill>
-                          <a:blip r:embed="rId9"/>
-                          <a:stretch>
-                            <a:fillRect/>
-                          </a:stretch>
-                        </pic:blipFill>
-                        <pic:spPr bwMode="auto">
-                          <a:xfrm>
-                            <a:off x="0" y="0"/>
-                            <a:ext cx="152400" cy="152400"/>
-                          </a:xfrm>
-                          <a:prstGeom prst="rect">
-                            <a:avLst/>
-                          </a:prstGeom>
-                          <a:noFill/>
-                          <a:ln w="9525">
-                            <a:noFill/>
-                            <a:headEnd/>
-                            <a:tailEnd/>
-                          </a:ln>
-                        </pic:spPr>
-                      </pic:pic>
-                    </a:graphicData>
-                  </a:graphic>
-                </wp:inline>
-              </w:drawing>
-            </w:r>
-            <w:r>
-              <w:t xml:space="preserve"> </w:t>
-            </w:r>
-            <w:r>
-              <w:t xml:space="preserve"> </w:t>
-            </w:r>
-            <w:r>
-              <w:t xml:space="preserve">Note</w:t>
-            </w:r>
-          </w:p>
-        </w:tc>
-      </w:tr>
-      <w:tr>
-        <w:trPr>
-          <w:cantSplit/>
-        </w:trPr>
-        <w:tc>
-          <w:tcPr>
-            <w:tcMar>
-              <w:top w:w="108" w:type="dxa"/>
-              <w:bottom w:w="108" w:type="dxa"/>
-            </w:tcMar>
-          </w:tcPr>
-          <w:p>
-            <w:pPr>
-              <w:pStyle w:val="BodyText"/>
-            </w:pPr>
-            <w:pPr>
-              <w:spacing w:before="16"/>
-            </w:pPr>
-            <w:r>
-              <w:rPr>
-                <w:b/>
-                <w:bCs/>
-              </w:rPr>
-              <w:t xml:space="preserve">✅ Key idea</w:t>
-            </w:r>
-          </w:p>
-          <w:p>
-            <w:pPr>
-              <w:pStyle w:val="BodyText"/>
-            </w:pPr>
-            <w:pPr>
-              <w:spacing w:after="16"/>
-            </w:pPr>
-            <w:r>
-              <w:t xml:space="preserve">Every working scientist googles error messages daily. Getting stuck is not failing — it is the job.</w:t>
-            </w:r>
-          </w:p>
-          <w:p/>
-        </w:tc>
-      </w:tr>
-    </w:tbl>
-    <w:bookmarkEnd w:id="146"/>
     <w:sectPr>
       <w:pgSz w:h="15840" w:w="12240"/>
       <w:pgMar w:bottom="720" w:footer="360" w:gutter="0" w:header="360" w:left="1008" w:right="720" w:top="720"/>
@@ -12810,36 +12492,6 @@
   </w:num>
   <w:num w:numId="1025">
     <w:abstractNumId w:val="991"/>
-  </w:num>
-  <w:num w:numId="1026">
-    <w:abstractNumId w:val="99411"/>
-    <w:lvlOverride w:ilvl="0">
-      <w:startOverride w:val="1"/>
-    </w:lvlOverride>
-    <w:lvlOverride w:ilvl="1">
-      <w:startOverride w:val="1"/>
-    </w:lvlOverride>
-    <w:lvlOverride w:ilvl="2">
-      <w:startOverride w:val="1"/>
-    </w:lvlOverride>
-    <w:lvlOverride w:ilvl="3">
-      <w:startOverride w:val="1"/>
-    </w:lvlOverride>
-    <w:lvlOverride w:ilvl="4">
-      <w:startOverride w:val="1"/>
-    </w:lvlOverride>
-    <w:lvlOverride w:ilvl="5">
-      <w:startOverride w:val="1"/>
-    </w:lvlOverride>
-    <w:lvlOverride w:ilvl="6">
-      <w:startOverride w:val="1"/>
-    </w:lvlOverride>
-    <w:lvlOverride w:ilvl="7">
-      <w:startOverride w:val="1"/>
-    </w:lvlOverride>
-    <w:lvlOverride w:ilvl="8">
-      <w:startOverride w:val="1"/>
-    </w:lvlOverride>
   </w:num>
 </w:numbering>
 </file>
